--- a/05_ReLoop_Utensil/YunusCompetition/ReLoop_Official_Proposal_EN.docx
+++ b/05_ReLoop_Utensil/YunusCompetition/ReLoop_Official_Proposal_EN.docx
@@ -196,7 +196,7 @@
           <w:sz w:val="24"/>
           <w:szCs w:val="24"/>
         </w:rPr>
-        <w:t xml:space="preserve">Our service model reduces canteen costs by ~20%:</w:t>
+        <w:t xml:space="preserve">Our dual-scale model ensures immediate feasibility and future scalability:</w:t>
       </w:r>
     </w:p>
     <w:tbl>
@@ -234,7 +234,7 @@
                 <w:sz w:val="20"/>
                 <w:szCs w:val="20"/>
               </w:rPr>
-              <w:t xml:space="preserve">Item</w:t>
+              <w:t xml:space="preserve">Servings / Day</w:t>
             </w:r>
           </w:p>
         </w:tc>
@@ -254,7 +254,7 @@
                 <w:sz w:val="20"/>
                 <w:szCs w:val="20"/>
               </w:rPr>
-              <w:t xml:space="preserve">Disposable</w:t>
+              <w:t xml:space="preserve">Disposable (Total)</w:t>
             </w:r>
           </w:p>
         </w:tc>
@@ -274,7 +274,7 @@
                 <w:sz w:val="20"/>
                 <w:szCs w:val="20"/>
               </w:rPr>
-              <w:t xml:space="preserve">ReLoop Service</w:t>
+              <w:t xml:space="preserve">ReLoop (Total)</w:t>
             </w:r>
           </w:p>
         </w:tc>
@@ -294,7 +294,7 @@
                 <w:sz w:val="20"/>
                 <w:szCs w:val="20"/>
               </w:rPr>
-              <w:t xml:space="preserve">Savings</w:t>
+              <w:t xml:space="preserve">Savings / Day</w:t>
             </w:r>
           </w:p>
         </w:tc>
@@ -311,7 +311,7 @@
                 <w:sz w:val="20"/>
                 <w:szCs w:val="20"/>
               </w:rPr>
-              <w:t xml:space="preserve">Procurement / Unit</w:t>
+              <w:t xml:space="preserve">100 (Pilot)</w:t>
             </w:r>
           </w:p>
         </w:tc>
@@ -326,7 +326,7 @@
                 <w:sz w:val="20"/>
                 <w:szCs w:val="20"/>
               </w:rPr>
-              <w:t xml:space="preserve">NT$5.0 (Avg)</w:t>
+              <w:t xml:space="preserve">NT$520</w:t>
             </w:r>
           </w:p>
         </w:tc>
@@ -341,7 +341,7 @@
                 <w:sz w:val="20"/>
                 <w:szCs w:val="20"/>
               </w:rPr>
-              <w:t xml:space="preserve">NT$4.0 (Fee)</w:t>
+              <w:t xml:space="preserve">NT$400</w:t>
             </w:r>
           </w:p>
         </w:tc>
@@ -356,7 +356,7 @@
                 <w:sz w:val="20"/>
                 <w:szCs w:val="20"/>
               </w:rPr>
-              <w:t xml:space="preserve">20% ⬇</w:t>
+              <w:t xml:space="preserve">NT$120 💰</w:t>
             </w:r>
           </w:p>
         </w:tc>
@@ -373,7 +373,7 @@
                 <w:sz w:val="20"/>
                 <w:szCs w:val="20"/>
               </w:rPr>
-              <w:t xml:space="preserve">Waste Fee / Unit</w:t>
+              <w:t xml:space="preserve">1,000 (Scale)</w:t>
             </w:r>
           </w:p>
         </w:tc>
@@ -388,7 +388,7 @@
                 <w:sz w:val="20"/>
                 <w:szCs w:val="20"/>
               </w:rPr>
-              <w:t xml:space="preserve">NT$0.2</w:t>
+              <w:t xml:space="preserve">NT$5,200</w:t>
             </w:r>
           </w:p>
         </w:tc>
@@ -403,7 +403,7 @@
                 <w:sz w:val="20"/>
                 <w:szCs w:val="20"/>
               </w:rPr>
-              <w:t xml:space="preserve">NT$0.0</w:t>
+              <w:t xml:space="preserve">NT$4,000</w:t>
             </w:r>
           </w:p>
         </w:tc>
@@ -418,7 +418,7 @@
                 <w:sz w:val="20"/>
                 <w:szCs w:val="20"/>
               </w:rPr>
-              <w:t xml:space="preserve">100% ⬇</w:t>
+              <w:t xml:space="preserve">NT$1,200 🚀</w:t>
             </w:r>
           </w:p>
         </w:tc>
@@ -435,7 +435,7 @@
                 <w:sz w:val="20"/>
                 <w:szCs w:val="20"/>
               </w:rPr>
-              <w:t xml:space="preserve">Daily (1k meals)</w:t>
+              <w:t xml:space="preserve">Annual (300d)</w:t>
             </w:r>
           </w:p>
         </w:tc>
@@ -450,7 +450,7 @@
                 <w:sz w:val="20"/>
                 <w:szCs w:val="20"/>
               </w:rPr>
-              <w:t xml:space="preserve">NT$5,200</w:t>
+              <w:t xml:space="preserve">NT$1.56M</w:t>
             </w:r>
           </w:p>
         </w:tc>
@@ -465,7 +465,7 @@
                 <w:sz w:val="20"/>
                 <w:szCs w:val="20"/>
               </w:rPr>
-              <w:t xml:space="preserve">NT$4,000</w:t>
+              <w:t xml:space="preserve">NT$1.2M</w:t>
             </w:r>
           </w:p>
         </w:tc>
@@ -480,7 +480,7 @@
                 <w:sz w:val="20"/>
                 <w:szCs w:val="20"/>
               </w:rPr>
-              <w:t xml:space="preserve">NT$1,200 💰</w:t>
+              <w:t xml:space="preserve">NT$360k 🥇</w:t>
             </w:r>
           </w:p>
         </w:tc>

--- a/05_ReLoop_Utensil/YunusCompetition/ReLoop_Official_Proposal_EN.docx
+++ b/05_ReLoop_Utensil/YunusCompetition/ReLoop_Official_Proposal_EN.docx
@@ -196,7 +196,7 @@
           <w:sz w:val="24"/>
           <w:szCs w:val="24"/>
         </w:rPr>
-        <w:t xml:space="preserve">Our dual-scale model ensures immediate feasibility and future scalability:</w:t>
+        <w:t xml:space="preserve">ReLoop utilizes an 'Institutional Partnership' model, securing rent-free space from the University in exchange for reducing campus-wide waste disposal costs.</w:t>
       </w:r>
     </w:p>
     <w:tbl>
@@ -587,7 +587,7 @@
           <w:sz w:val="24"/>
           <w:szCs w:val="24"/>
         </w:rPr>
-        <w:t xml:space="preserve">Phase 0 IRR predicted at 42%. Net Present Value (NPV) remains positive, proving strong financial resilience.</w:t>
+        <w:t xml:space="preserve">Phase 0 IRR is predicted at 42%, with a 1.2-year payback period based on professional labor rates (NT$196/hr). Net Present Value (NPV) remains positive, proving strong financial resilience.</w:t>
       </w:r>
     </w:p>
     <w:p>
